--- a/testakten/elternunterhalt-pflegeheim-sozialamtsregress-aachen/10_berechnung_einsetzbares_einkommen.docx
+++ b/testakten/elternunterhalt-pflegeheim-sozialamtsregress-aachen/10_berechnung_einsetzbares_einkommen.docx
@@ -175,7 +175,7 @@
         <w:jc w:val="left"/>
       </w:pPr>
       <w:r>
-        <w:t>Quellenpflicht nach references/zitierweise.md. Die Steuer- und Abgabenlast ist überschlägig ermittelt; die Selbstbehaltssätze sind Arbeitswerte und vor Verwendung an amtlicher Quelle zu verifizieren. Normbezug: §§ 1601, 1602, 1603, 1609 BGB.</w:t>
+        <w:t>Quellenpflicht nach references/zitierweise.md. Die Steuer- und Abgabenlast ist überschlägig ermittelt; die Selbstbehaltssätze sind Arbeitswerte und vor Verwendung an amtlicher Quelle zu verifizieren. Normbezug: Paragrafen 1601, 1602, 1603, 1609 BGB.</w:t>
       </w:r>
     </w:p>
     <w:sectPr>
